--- a/tillsyn/A 45504-2025 tillsynsbegäran.docx
+++ b/tillsyn/A 45504-2025 tillsynsbegäran.docx
@@ -593,7 +593,7 @@
     <w:r>
       <w:tab/>
       <w:tab/>
-      <w:t>2026-05-27</w:t>
+      <w:t>2026-05-28</w:t>
       <w:br/>
       <w:br/>
     </w:r>
